--- a/Приложения.docx
+++ b/Приложения.docx
@@ -8,8 +8,6 @@
         <w:ind w:firstLine="709"/>
         <w:jc w:val="right"/>
       </w:pPr>
-      <w:bookmarkStart w:id="0" w:name="_GoBack"/>
-      <w:bookmarkEnd w:id="0"/>
       <w:r>
         <w:t>ПРИЛОЖЕНИЕ А</w:t>
       </w:r>
@@ -21,7 +19,7 @@
         <w:jc w:val="center"/>
       </w:pPr>
       <w:r>
-        <w:t>Каталог товаров</w:t>
+        <w:t>Главная страница</w:t>
       </w:r>
     </w:p>
     <w:p>
@@ -31,10 +29,13 @@
         <w:jc w:val="both"/>
       </w:pPr>
       <w:r>
+        <w:rPr>
+          <w:noProof/>
+        </w:rPr>
         <w:drawing>
-          <wp:inline distT="0" distB="0" distL="0" distR="0" wp14:anchorId="22442010" wp14:editId="009615D0">
-            <wp:extent cx="8975188" cy="4487594"/>
-            <wp:effectExtent l="0" t="0" r="0" b="8255"/>
+          <wp:inline distT="0" distB="0" distL="0" distR="0" wp14:anchorId="0449144E" wp14:editId="5984847A">
+            <wp:extent cx="9521825" cy="4609465"/>
+            <wp:effectExtent l="0" t="0" r="3175" b="635"/>
             <wp:docPr id="1" name="Рисунок 1"/>
             <wp:cNvGraphicFramePr>
               <a:graphicFrameLocks xmlns:a="http://schemas.openxmlformats.org/drawingml/2006/main" noChangeAspect="1"/>
@@ -55,7 +56,7 @@
                   <pic:spPr>
                     <a:xfrm>
                       <a:off x="0" y="0"/>
-                      <a:ext cx="8981076" cy="4490538"/>
+                      <a:ext cx="9521825" cy="4609465"/>
                     </a:xfrm>
                     <a:prstGeom prst="rect">
                       <a:avLst/>
@@ -94,7 +95,7 @@
         <w:jc w:val="center"/>
       </w:pPr>
       <w:r>
-        <w:t>Управление товарами</w:t>
+        <w:t>Каталог товаров</w:t>
       </w:r>
     </w:p>
     <w:p>
@@ -104,11 +105,14 @@
         <w:jc w:val="center"/>
       </w:pPr>
       <w:r>
+        <w:rPr>
+          <w:noProof/>
+        </w:rPr>
         <w:drawing>
-          <wp:inline distT="0" distB="0" distL="0" distR="0" wp14:anchorId="1C39F703" wp14:editId="78CAEE72">
-            <wp:extent cx="8932985" cy="4400664"/>
-            <wp:effectExtent l="0" t="0" r="1905" b="0"/>
-            <wp:docPr id="2" name="Рисунок 2"/>
+          <wp:inline distT="0" distB="0" distL="0" distR="0" wp14:anchorId="66792828" wp14:editId="336CC130">
+            <wp:extent cx="9521825" cy="4594225"/>
+            <wp:effectExtent l="0" t="0" r="3175" b="0"/>
+            <wp:docPr id="3" name="Рисунок 3"/>
             <wp:cNvGraphicFramePr>
               <a:graphicFrameLocks xmlns:a="http://schemas.openxmlformats.org/drawingml/2006/main" noChangeAspect="1"/>
             </wp:cNvGraphicFramePr>
@@ -128,7 +132,7 @@
                   <pic:spPr>
                     <a:xfrm>
                       <a:off x="0" y="0"/>
-                      <a:ext cx="8945016" cy="4406591"/>
+                      <a:ext cx="9521825" cy="4594225"/>
                     </a:xfrm>
                     <a:prstGeom prst="rect">
                       <a:avLst/>
@@ -141,8 +145,94 @@
         </w:drawing>
       </w:r>
     </w:p>
+    <w:p>
+      <w:pPr>
+        <w:spacing w:line="259" w:lineRule="auto"/>
+      </w:pPr>
+      <w:r>
+        <w:br w:type="page"/>
+      </w:r>
+    </w:p>
+    <w:p>
+      <w:pPr>
+        <w:spacing w:after="0" w:line="360" w:lineRule="auto"/>
+        <w:ind w:firstLine="709"/>
+        <w:jc w:val="right"/>
+      </w:pPr>
+      <w:r>
+        <w:lastRenderedPageBreak/>
+        <w:t xml:space="preserve">ПРИЛОЖЕНИЕ </w:t>
+      </w:r>
+      <w:r>
+        <w:t>В</w:t>
+      </w:r>
+    </w:p>
+    <w:p>
+      <w:pPr>
+        <w:spacing w:after="0" w:line="360" w:lineRule="auto"/>
+        <w:ind w:firstLine="709"/>
+        <w:jc w:val="center"/>
+      </w:pPr>
+      <w:r>
+        <w:t>Страница товара</w:t>
+      </w:r>
+    </w:p>
+    <w:p>
+      <w:pPr>
+        <w:spacing w:after="0" w:line="360" w:lineRule="auto"/>
+        <w:ind w:firstLine="709"/>
+        <w:jc w:val="right"/>
+      </w:pPr>
+      <w:r>
+        <w:rPr>
+          <w:noProof/>
+        </w:rPr>
+        <w:drawing>
+          <wp:inline distT="0" distB="0" distL="0" distR="0" wp14:anchorId="6FBD9221" wp14:editId="7EE1A465">
+            <wp:extent cx="9521825" cy="4593590"/>
+            <wp:effectExtent l="0" t="0" r="3175" b="0"/>
+            <wp:docPr id="4" name="Рисунок 4"/>
+            <wp:cNvGraphicFramePr>
+              <a:graphicFrameLocks xmlns:a="http://schemas.openxmlformats.org/drawingml/2006/main" noChangeAspect="1"/>
+            </wp:cNvGraphicFramePr>
+            <a:graphic xmlns:a="http://schemas.openxmlformats.org/drawingml/2006/main">
+              <a:graphicData uri="http://schemas.openxmlformats.org/drawingml/2006/picture">
+                <pic:pic xmlns:pic="http://schemas.openxmlformats.org/drawingml/2006/picture">
+                  <pic:nvPicPr>
+                    <pic:cNvPr id="1" name=""/>
+                    <pic:cNvPicPr/>
+                  </pic:nvPicPr>
+                  <pic:blipFill>
+                    <a:blip r:embed="rId9"/>
+                    <a:stretch>
+                      <a:fillRect/>
+                    </a:stretch>
+                  </pic:blipFill>
+                  <pic:spPr>
+                    <a:xfrm>
+                      <a:off x="0" y="0"/>
+                      <a:ext cx="9521825" cy="4593590"/>
+                    </a:xfrm>
+                    <a:prstGeom prst="rect">
+                      <a:avLst/>
+                    </a:prstGeom>
+                  </pic:spPr>
+                </pic:pic>
+              </a:graphicData>
+            </a:graphic>
+          </wp:inline>
+        </w:drawing>
+      </w:r>
+    </w:p>
+    <w:p>
+      <w:pPr>
+        <w:spacing w:after="0" w:line="360" w:lineRule="auto"/>
+        <w:ind w:firstLine="709"/>
+        <w:jc w:val="center"/>
+      </w:pPr>
+    </w:p>
     <w:sectPr>
-      <w:headerReference w:type="default" r:id="rId9"/>
+      <w:headerReference w:type="default" r:id="rId10"/>
       <w:pgSz w:w="16838" w:h="11906" w:orient="landscape" w:code="9"/>
       <w:pgMar w:top="851" w:right="1134" w:bottom="851" w:left="709" w:header="709" w:footer="709" w:gutter="0"/>
       <w:cols w:space="708"/>

--- a/Приложения.docx
+++ b/Приложения.docx
@@ -19,23 +19,23 @@
         <w:jc w:val="center"/>
       </w:pPr>
       <w:r>
-        <w:t>Главная страница</w:t>
+        <w:t>Каталог товаров</w:t>
       </w:r>
     </w:p>
     <w:p>
       <w:pPr>
         <w:spacing w:after="0"/>
-        <w:ind w:firstLine="709"/>
-        <w:jc w:val="both"/>
+        <w:ind w:firstLine="270"/>
+        <w:jc w:val="center"/>
       </w:pPr>
       <w:r>
         <w:rPr>
           <w:noProof/>
         </w:rPr>
         <w:drawing>
-          <wp:inline distT="0" distB="0" distL="0" distR="0" wp14:anchorId="0449144E" wp14:editId="5984847A">
-            <wp:extent cx="9521825" cy="4609465"/>
-            <wp:effectExtent l="0" t="0" r="3175" b="635"/>
+          <wp:inline distT="0" distB="0" distL="0" distR="0" wp14:anchorId="2BC5DBC8" wp14:editId="26F35C7C">
+            <wp:extent cx="9521825" cy="4606925"/>
+            <wp:effectExtent l="0" t="0" r="3175" b="3175"/>
             <wp:docPr id="1" name="Рисунок 1"/>
             <wp:cNvGraphicFramePr>
               <a:graphicFrameLocks xmlns:a="http://schemas.openxmlformats.org/drawingml/2006/main" noChangeAspect="1"/>
@@ -56,7 +56,7 @@
                   <pic:spPr>
                     <a:xfrm>
                       <a:off x="0" y="0"/>
-                      <a:ext cx="9521825" cy="4609465"/>
+                      <a:ext cx="9521825" cy="4606925"/>
                     </a:xfrm>
                     <a:prstGeom prst="rect">
                       <a:avLst/>
@@ -85,7 +85,10 @@
       </w:pPr>
       <w:r>
         <w:lastRenderedPageBreak/>
-        <w:t>ПРИЛОЖЕНИЕ Б</w:t>
+        <w:t xml:space="preserve">ПРИЛОЖЕНИЕ </w:t>
+      </w:r>
+      <w:r>
+        <w:t>Б</w:t>
       </w:r>
     </w:p>
     <w:p>
@@ -95,13 +98,13 @@
         <w:jc w:val="center"/>
       </w:pPr>
       <w:r>
-        <w:t>Каталог товаров</w:t>
+        <w:t>Страница товара</w:t>
       </w:r>
     </w:p>
     <w:p>
       <w:pPr>
         <w:spacing w:after="0" w:line="360" w:lineRule="auto"/>
-        <w:ind w:firstLine="709"/>
+        <w:ind w:firstLine="270"/>
         <w:jc w:val="center"/>
       </w:pPr>
       <w:r>
@@ -109,10 +112,10 @@
           <w:noProof/>
         </w:rPr>
         <w:drawing>
-          <wp:inline distT="0" distB="0" distL="0" distR="0" wp14:anchorId="66792828" wp14:editId="336CC130">
-            <wp:extent cx="9521825" cy="4594225"/>
-            <wp:effectExtent l="0" t="0" r="3175" b="0"/>
-            <wp:docPr id="3" name="Рисунок 3"/>
+          <wp:inline distT="0" distB="0" distL="0" distR="0" wp14:anchorId="17F9F897" wp14:editId="4DB90DFB">
+            <wp:extent cx="7620000" cy="5207587"/>
+            <wp:effectExtent l="0" t="0" r="0" b="0"/>
+            <wp:docPr id="5" name="Рисунок 5"/>
             <wp:cNvGraphicFramePr>
               <a:graphicFrameLocks xmlns:a="http://schemas.openxmlformats.org/drawingml/2006/main" noChangeAspect="1"/>
             </wp:cNvGraphicFramePr>
@@ -132,7 +135,7 @@
                   <pic:spPr>
                     <a:xfrm>
                       <a:off x="0" y="0"/>
-                      <a:ext cx="9521825" cy="4594225"/>
+                      <a:ext cx="7626332" cy="5211914"/>
                     </a:xfrm>
                     <a:prstGeom prst="rect">
                       <a:avLst/>
@@ -147,92 +150,13 @@
     </w:p>
     <w:p>
       <w:pPr>
-        <w:spacing w:line="259" w:lineRule="auto"/>
-      </w:pPr>
-      <w:r>
-        <w:br w:type="page"/>
-      </w:r>
-    </w:p>
-    <w:p>
-      <w:pPr>
-        <w:spacing w:after="0" w:line="360" w:lineRule="auto"/>
-        <w:ind w:firstLine="709"/>
-        <w:jc w:val="right"/>
-      </w:pPr>
-      <w:r>
-        <w:lastRenderedPageBreak/>
-        <w:t xml:space="preserve">ПРИЛОЖЕНИЕ </w:t>
-      </w:r>
-      <w:r>
-        <w:t>В</w:t>
-      </w:r>
-    </w:p>
-    <w:p>
-      <w:pPr>
         <w:spacing w:after="0" w:line="360" w:lineRule="auto"/>
         <w:ind w:firstLine="709"/>
         <w:jc w:val="center"/>
       </w:pPr>
-      <w:r>
-        <w:t>Страница товара</w:t>
-      </w:r>
-    </w:p>
-    <w:p>
-      <w:pPr>
-        <w:spacing w:after="0" w:line="360" w:lineRule="auto"/>
-        <w:ind w:firstLine="709"/>
-        <w:jc w:val="right"/>
-      </w:pPr>
-      <w:r>
-        <w:rPr>
-          <w:noProof/>
-        </w:rPr>
-        <w:drawing>
-          <wp:inline distT="0" distB="0" distL="0" distR="0" wp14:anchorId="6FBD9221" wp14:editId="7EE1A465">
-            <wp:extent cx="9521825" cy="4593590"/>
-            <wp:effectExtent l="0" t="0" r="3175" b="0"/>
-            <wp:docPr id="4" name="Рисунок 4"/>
-            <wp:cNvGraphicFramePr>
-              <a:graphicFrameLocks xmlns:a="http://schemas.openxmlformats.org/drawingml/2006/main" noChangeAspect="1"/>
-            </wp:cNvGraphicFramePr>
-            <a:graphic xmlns:a="http://schemas.openxmlformats.org/drawingml/2006/main">
-              <a:graphicData uri="http://schemas.openxmlformats.org/drawingml/2006/picture">
-                <pic:pic xmlns:pic="http://schemas.openxmlformats.org/drawingml/2006/picture">
-                  <pic:nvPicPr>
-                    <pic:cNvPr id="1" name=""/>
-                    <pic:cNvPicPr/>
-                  </pic:nvPicPr>
-                  <pic:blipFill>
-                    <a:blip r:embed="rId9"/>
-                    <a:stretch>
-                      <a:fillRect/>
-                    </a:stretch>
-                  </pic:blipFill>
-                  <pic:spPr>
-                    <a:xfrm>
-                      <a:off x="0" y="0"/>
-                      <a:ext cx="9521825" cy="4593590"/>
-                    </a:xfrm>
-                    <a:prstGeom prst="rect">
-                      <a:avLst/>
-                    </a:prstGeom>
-                  </pic:spPr>
-                </pic:pic>
-              </a:graphicData>
-            </a:graphic>
-          </wp:inline>
-        </w:drawing>
-      </w:r>
-    </w:p>
-    <w:p>
-      <w:pPr>
-        <w:spacing w:after="0" w:line="360" w:lineRule="auto"/>
-        <w:ind w:firstLine="709"/>
-        <w:jc w:val="center"/>
-      </w:pPr>
     </w:p>
     <w:sectPr>
-      <w:headerReference w:type="default" r:id="rId10"/>
+      <w:headerReference w:type="default" r:id="rId9"/>
       <w:pgSz w:w="16838" w:h="11906" w:orient="landscape" w:code="9"/>
       <w:pgMar w:top="851" w:right="1134" w:bottom="851" w:left="709" w:header="709" w:footer="709" w:gutter="0"/>
       <w:cols w:space="708"/>
